--- a/dist/exports/kcet-atoms-and-nuclei_revision_notes.docx
+++ b/dist/exports/kcet-atoms-and-nuclei_revision_notes.docx
@@ -189,7 +189,7 @@
                 <w:color w:val="2D3748"/>
                 <w:sz w:val="19"/>
               </w:rPr>
-              <w:t>Kcet Atoms And Nuclei - Core Application</w:t>
+              <w:t>Nuclear Physics, Binding Energy &amp; Radioactivity</w:t>
             </w:r>
           </w:p>
         </w:tc>
@@ -209,7 +209,7 @@
               <w:rPr>
                 <w:sz w:val="19"/>
               </w:rPr>
-              <w:t>47 PYQs</w:t>
+              <w:t>29 PYQs</w:t>
             </w:r>
           </w:p>
         </w:tc>
@@ -230,7 +230,94 @@
                 <w:color w:val="718096"/>
                 <w:sz w:val="19"/>
               </w:rPr>
-              <w:t>General Concept</w:t>
+              <w:t>Nuclear Physics</w:t>
+            </w:r>
+          </w:p>
+        </w:tc>
+      </w:tr>
+      <w:tr>
+        <w:tc>
+          <w:tcPr>
+            <w:tcW w:type="dxa" w:w="2160"/>
+            <w:shd w:fill="FFFFFF"/>
+            <w:tcMar>
+              <w:top w:w="80" w:type="dxa"/>
+              <w:bottom w:w="80" w:type="dxa"/>
+              <w:left w:w="150" w:type="dxa"/>
+              <w:right w:w="150" w:type="dxa"/>
+            </w:tcMar>
+          </w:tcPr>
+          <w:p>
+            <w:r>
+              <w:rPr>
+                <w:b/>
+                <w:color w:val="C53030"/>
+                <w:sz w:val="19"/>
+              </w:rPr>
+              <w:t>Very High</w:t>
+            </w:r>
+          </w:p>
+        </w:tc>
+        <w:tc>
+          <w:tcPr>
+            <w:tcW w:type="dxa" w:w="4320"/>
+            <w:shd w:fill="FFFFFF"/>
+            <w:tcMar>
+              <w:top w:w="80" w:type="dxa"/>
+              <w:bottom w:w="80" w:type="dxa"/>
+              <w:left w:w="150" w:type="dxa"/>
+              <w:right w:w="150" w:type="dxa"/>
+            </w:tcMar>
+          </w:tcPr>
+          <w:p>
+            <w:r>
+              <w:rPr>
+                <w:b/>
+                <w:color w:val="2D3748"/>
+                <w:sz w:val="19"/>
+              </w:rPr>
+              <w:t>Bohr's Hydrogen Model &amp; Spectral Series</w:t>
+            </w:r>
+          </w:p>
+        </w:tc>
+        <w:tc>
+          <w:tcPr>
+            <w:tcW w:type="dxa" w:w="1728"/>
+            <w:shd w:fill="FFFFFF"/>
+            <w:tcMar>
+              <w:top w:w="80" w:type="dxa"/>
+              <w:bottom w:w="80" w:type="dxa"/>
+              <w:left w:w="150" w:type="dxa"/>
+              <w:right w:w="150" w:type="dxa"/>
+            </w:tcMar>
+          </w:tcPr>
+          <w:p>
+            <w:r>
+              <w:rPr>
+                <w:sz w:val="19"/>
+              </w:rPr>
+              <w:t>18 PYQs</w:t>
+            </w:r>
+          </w:p>
+        </w:tc>
+        <w:tc>
+          <w:tcPr>
+            <w:tcW w:type="dxa" w:w="1872"/>
+            <w:shd w:fill="FFFFFF"/>
+            <w:tcMar>
+              <w:top w:w="80" w:type="dxa"/>
+              <w:bottom w:w="80" w:type="dxa"/>
+              <w:left w:w="150" w:type="dxa"/>
+              <w:right w:w="150" w:type="dxa"/>
+            </w:tcMar>
+          </w:tcPr>
+          <w:p>
+            <w:r>
+              <w:rPr>
+                <w:color w:val="718096"/>
+                <w:sz w:val="19"/>
+              </w:rPr>
+              <w:t>Atomic Models</w:t>
             </w:r>
           </w:p>
         </w:tc>
@@ -311,6 +398,98 @@
           </w:p>
         </w:tc>
       </w:tr>
+      <w:tr>
+        <w:tc>
+          <w:tcPr>
+            <w:tcW w:type="dxa" w:w="3600"/>
+            <w:shd w:fill="F7FAFC"/>
+            <w:tcMar>
+              <w:top w:w="100" w:type="dxa"/>
+              <w:bottom w:w="100" w:type="dxa"/>
+              <w:left w:w="150" w:type="dxa"/>
+              <w:right w:w="150" w:type="dxa"/>
+            </w:tcMar>
+          </w:tcPr>
+          <w:p>
+            <w:r>
+              <w:rPr>
+                <w:b/>
+                <w:color w:val="1A365D"/>
+                <w:sz w:val="19"/>
+              </w:rPr>
+              <w:t>Nuclear Physics, Binding Energy &amp; Radioactivity</w:t>
+            </w:r>
+          </w:p>
+        </w:tc>
+        <w:tc>
+          <w:tcPr>
+            <w:tcW w:type="dxa" w:w="6480"/>
+            <w:shd w:fill="F7FAFC"/>
+            <w:tcMar>
+              <w:top w:w="100" w:type="dxa"/>
+              <w:bottom w:w="100" w:type="dxa"/>
+              <w:left w:w="150" w:type="dxa"/>
+              <w:right w:w="150" w:type="dxa"/>
+            </w:tcMar>
+          </w:tcPr>
+          <w:p>
+            <w:r>
+              <w:rPr>
+                <w:rFonts w:ascii="Cambria Math" w:hAnsi="Cambria Math"/>
+                <w:color w:val="2D3748"/>
+                <w:sz w:val="19"/>
+              </w:rPr>
+              <w:t>R = R_0 A^{1/3}, \quad \Delta E_b = [Z m_p + (A - Z)m_n - M_{\text{nuc}}]c^2, \quad N(t) = N_0 e^{-\lambda t}, \quad T_{1/2} = \frac{0.693}{\lambda} \approx 0.693\tau</w:t>
+            </w:r>
+          </w:p>
+        </w:tc>
+      </w:tr>
+      <w:tr>
+        <w:tc>
+          <w:tcPr>
+            <w:tcW w:type="dxa" w:w="3600"/>
+            <w:shd w:fill="FFFFFF"/>
+            <w:tcMar>
+              <w:top w:w="100" w:type="dxa"/>
+              <w:bottom w:w="100" w:type="dxa"/>
+              <w:left w:w="150" w:type="dxa"/>
+              <w:right w:w="150" w:type="dxa"/>
+            </w:tcMar>
+          </w:tcPr>
+          <w:p>
+            <w:r>
+              <w:rPr>
+                <w:b/>
+                <w:color w:val="1A365D"/>
+                <w:sz w:val="19"/>
+              </w:rPr>
+              <w:t>Bohr's Hydrogen Model &amp; Spectral Series</w:t>
+            </w:r>
+          </w:p>
+        </w:tc>
+        <w:tc>
+          <w:tcPr>
+            <w:tcW w:type="dxa" w:w="6480"/>
+            <w:shd w:fill="FFFFFF"/>
+            <w:tcMar>
+              <w:top w:w="100" w:type="dxa"/>
+              <w:bottom w:w="100" w:type="dxa"/>
+              <w:left w:w="150" w:type="dxa"/>
+              <w:right w:w="150" w:type="dxa"/>
+            </w:tcMar>
+          </w:tcPr>
+          <w:p>
+            <w:r>
+              <w:rPr>
+                <w:rFonts w:ascii="Cambria Math" w:hAnsi="Cambria Math"/>
+                <w:color w:val="2D3748"/>
+                <w:sz w:val="19"/>
+              </w:rPr>
+              <w:t>r_n = 0.529\frac{n^2}{Z}\text{ \AA}, \quad v_n = 2.18 \times 10^6 \frac{Z}{n}\text{ m/s}, \quad E_n = -13.6\frac{Z^2}{n^2}\text{ eV}, \quad \frac{1}{\lambda} = R Z^2\left(\frac{1}{n_1^2} - \frac{1}{n_2^2}\right)</w:t>
+            </w:r>
+          </w:p>
+        </w:tc>
+      </w:tr>
     </w:tbl>
     <w:p>
       <w:pPr>
@@ -338,7 +517,7 @@
           <w:color w:val="2B6CB0"/>
           <w:sz w:val="24"/>
         </w:rPr>
-        <w:t>3.1 Kcet Atoms And Nuclei - Core Application (Very High Yield — 47 PYQs)</w:t>
+        <w:t>3.1 Nuclear Physics, Binding Energy &amp; Radioactivity (Very High Yield — 29 PYQs)</w:t>
       </w:r>
     </w:p>
     <w:p>
@@ -353,7 +532,7 @@
         <w:rPr>
           <w:sz w:val="20"/>
         </w:rPr>
-        <w:t>Key problem pattern in Kcet Atoms And Nuclei.</w:t>
+        <w:t>Nuclear radius scaling R \propto A^1/3, constant nuclear density, mass defect conversion (1 amu ≈ 931.5 MeV), and radioactive decay law.</w:t>
       </w:r>
     </w:p>
     <w:tbl>
@@ -391,7 +570,7 @@
                 <w:color w:val="2D3748"/>
                 <w:sz w:val="19"/>
               </w:rPr>
-              <w:t>Watch for algebraic and sign errors.</w:t>
+              <w:t>Nuclear density is CONSTANT (≈ 2.3 × 10^17 kg/m^3) and completely independent of the mass number A!</w:t>
             </w:r>
           </w:p>
         </w:tc>
@@ -432,7 +611,215 @@
                 <w:color w:val="2D3748"/>
                 <w:sz w:val="19"/>
               </w:rPr>
-              <w:t>Verify dimensions and boundary conditions.</w:t>
+              <w:t>Amount remaining after n half-lives: N = (N_0 / 2^n), where n = t / T_(1/2).</w:t>
+            </w:r>
+          </w:p>
+        </w:tc>
+      </w:tr>
+    </w:tbl>
+    <w:p>
+      <w:pPr>
+        <w:spacing w:before="120" w:after="40"/>
+      </w:pPr>
+      <w:r>
+        <w:rPr>
+          <w:b/>
+          <w:color w:val="1A365D"/>
+          <w:sz w:val="19"/>
+        </w:rPr>
+        <w:t>Source PYQs testing this concept:</w:t>
+      </w:r>
+    </w:p>
+    <w:p>
+      <w:pPr>
+        <w:pStyle w:val="ListBullet"/>
+        <w:spacing w:after="40"/>
+      </w:pPr>
+      <w:r>
+        <w:rPr>
+          <w:b/>
+          <w:sz w:val="18"/>
+        </w:rPr>
+        <w:t xml:space="preserve">[2026 Shift] Q#3 (MCQ): </w:t>
+      </w:r>
+      <w:r>
+        <w:rPr>
+          <w:sz w:val="18"/>
+        </w:rPr>
+        <w:t xml:space="preserve">"The radius of first orbit in hydrogen atom is 5.3 × 10^-11 m. The kinetic energy E_(K) , potential energy E_(P) and total energ..."  </w:t>
+      </w:r>
+      <w:r>
+        <w:rPr>
+          <w:b/>
+          <w:color w:val="2B6CB0"/>
+          <w:sz w:val="18"/>
+        </w:rPr>
+        <w:t>[Ans: B]</w:t>
+      </w:r>
+    </w:p>
+    <w:p>
+      <w:pPr>
+        <w:pStyle w:val="ListBullet"/>
+        <w:spacing w:after="40"/>
+      </w:pPr>
+      <w:r>
+        <w:rPr>
+          <w:b/>
+          <w:sz w:val="18"/>
+        </w:rPr>
+        <w:t xml:space="preserve">[2025 Shift] Q#1 (MCQ): </w:t>
+      </w:r>
+      <w:r>
+        <w:rPr>
+          <w:sz w:val="18"/>
+        </w:rPr>
+        <w:t xml:space="preserve">"Match the following types of nuclei with examples shown $\begin{aligned} \text{Column-I} &amp; \text{Column-II} \\ \text{A. Isotopes} &amp;..."  </w:t>
+      </w:r>
+      <w:r>
+        <w:rPr>
+          <w:b/>
+          <w:color w:val="2B6CB0"/>
+          <w:sz w:val="18"/>
+        </w:rPr>
+        <w:t>[Ans: N/A]</w:t>
+      </w:r>
+    </w:p>
+    <w:p>
+      <w:pPr>
+        <w:pStyle w:val="ListBullet"/>
+        <w:spacing w:after="40"/>
+      </w:pPr>
+      <w:r>
+        <w:rPr>
+          <w:b/>
+          <w:sz w:val="18"/>
+        </w:rPr>
+        <w:t xml:space="preserve">[2024 Shift] Q#1 (MCQ): </w:t>
+      </w:r>
+      <w:r>
+        <w:rPr>
+          <w:sz w:val="18"/>
+        </w:rPr>
+        <w:t xml:space="preserve">"The ratio of volume of Al^27 nucleus to its surface area is (Given, R_(0)=1.2 × 10^-15m )..."  </w:t>
+      </w:r>
+      <w:r>
+        <w:rPr>
+          <w:b/>
+          <w:color w:val="2B6CB0"/>
+          <w:sz w:val="18"/>
+        </w:rPr>
+        <w:t>[Ans: N/A]</w:t>
+      </w:r>
+    </w:p>
+    <w:p>
+      <w:pPr>
+        <w:spacing w:after="120"/>
+      </w:pPr>
+    </w:p>
+    <w:p>
+      <w:pPr>
+        <w:pStyle w:val="Heading2"/>
+      </w:pPr>
+      <w:r>
+        <w:rPr>
+          <w:color w:val="2B6CB0"/>
+          <w:sz w:val="24"/>
+        </w:rPr>
+        <w:t>3.2 Bohr's Hydrogen Model &amp; Spectral Series (Very High Yield — 18 PYQs)</w:t>
+      </w:r>
+    </w:p>
+    <w:p>
+      <w:r>
+        <w:rPr>
+          <w:b/>
+          <w:sz w:val="20"/>
+        </w:rPr>
+        <w:t xml:space="preserve">Core Principle: </w:t>
+      </w:r>
+      <w:r>
+        <w:rPr>
+          <w:sz w:val="20"/>
+        </w:rPr>
+        <w:t>Quantization of angular momentum L = n\hbar, orbital radii, energy levels of hydrogenic species (Z), and emission lines.</w:t>
+      </w:r>
+    </w:p>
+    <w:tbl>
+      <w:tblPr>
+        <w:tblW w:type="auto" w:w="0"/>
+        <w:jc w:val="center"/>
+        <w:tblLook w:firstColumn="1" w:firstRow="1" w:lastColumn="0" w:lastRow="0" w:noHBand="0" w:noVBand="1" w:val="04A0"/>
+      </w:tblPr>
+      <w:tblGrid>
+        <w:gridCol w:w="10080"/>
+      </w:tblGrid>
+      <w:tr>
+        <w:tc>
+          <w:tcPr>
+            <w:tcW w:type="dxa" w:w="10080"/>
+            <w:shd w:fill="FFF5F5"/>
+            <w:tcMar>
+              <w:top w:w="100" w:type="dxa"/>
+              <w:bottom w:w="100" w:type="dxa"/>
+              <w:left w:w="150" w:type="dxa"/>
+              <w:right w:w="150" w:type="dxa"/>
+            </w:tcMar>
+          </w:tcPr>
+          <w:p>
+            <w:r>
+              <w:rPr>
+                <w:b/>
+                <w:color w:val="C53030"/>
+                <w:sz w:val="19"/>
+              </w:rPr>
+              <w:t xml:space="preserve">⚠️ Common Trap / JEE Pitfall: </w:t>
+            </w:r>
+            <w:r>
+              <w:rPr>
+                <w:color w:val="2D3748"/>
+                <w:sz w:val="19"/>
+              </w:rPr>
+              <w:t>Balmer series lines fall in the VISIBLE spectrum (n_1 = 2). Lyman series lines fall in the ULTRAVIOLET (n_1 = 1).</w:t>
+            </w:r>
+          </w:p>
+        </w:tc>
+      </w:tr>
+    </w:tbl>
+    <w:tbl>
+      <w:tblPr>
+        <w:tblW w:type="auto" w:w="0"/>
+        <w:jc w:val="center"/>
+        <w:tblLook w:firstColumn="1" w:firstRow="1" w:lastColumn="0" w:lastRow="0" w:noHBand="0" w:noVBand="1" w:val="04A0"/>
+      </w:tblPr>
+      <w:tblGrid>
+        <w:gridCol w:w="10080"/>
+      </w:tblGrid>
+      <w:tr>
+        <w:tc>
+          <w:tcPr>
+            <w:tcW w:type="dxa" w:w="10080"/>
+            <w:shd w:fill="F0FFF4"/>
+            <w:tcMar>
+              <w:top w:w="100" w:type="dxa"/>
+              <w:bottom w:w="100" w:type="dxa"/>
+              <w:left w:w="150" w:type="dxa"/>
+              <w:right w:w="150" w:type="dxa"/>
+            </w:tcMar>
+          </w:tcPr>
+          <w:p>
+            <w:r>
+              <w:rPr>
+                <w:b/>
+                <w:color w:val="276749"/>
+                <w:sz w:val="19"/>
+              </w:rPr>
+              <w:t xml:space="preserve">💡 Speed Hack / Trick: </w:t>
+            </w:r>
+            <w:r>
+              <w:rPr>
+                <w:color w:val="2D3748"/>
+                <w:sz w:val="19"/>
+              </w:rPr>
+              <w:t>Total number of spectral lines emitted when electron de-excites from state n to ground state is N = (n(n-1) / 2).</w:t>
             </w:r>
           </w:p>
         </w:tc>
@@ -515,13 +902,13 @@
           <w:b/>
           <w:sz w:val="18"/>
         </w:rPr>
-        <w:t xml:space="preserve">[2026 Shift] Q#3 (MCQ): </w:t>
+        <w:t xml:space="preserve">[2025 Shift] Q#2 (MCQ): </w:t>
       </w:r>
       <w:r>
         <w:rPr>
           <w:sz w:val="18"/>
         </w:rPr>
-        <w:t xml:space="preserve">"The radius of first orbit in hydrogen atom is 5.3 × 10^-11 m. The kinetic energy E_(K) , potential energy E_(P) and total energ..."  </w:t>
+        <w:t xml:space="preserve">"Which of the following statements is incorrect with reference of 'Nuclear force'?..."  </w:t>
       </w:r>
       <w:r>
         <w:rPr>
@@ -529,7 +916,7 @@
           <w:color w:val="2B6CB0"/>
           <w:sz w:val="18"/>
         </w:rPr>
-        <w:t>[Ans: B]</w:t>
+        <w:t>[Ans: N/A]</w:t>
       </w:r>
     </w:p>
     <w:p>
@@ -660,6 +1047,129 @@
               <w:t>Solution Analysis:</w:t>
               <w:br/>
               <w:t>For hydrogen atom in the Bohr model, E_(n)=-\frac13.6n^2eV where E_(n) is the total energy of the electron in the n^th orbit. When the electron comes from an excited state to the ground state, n decreases. For example, from n=2 to n=1 : E_(2)=-3.4eV E_(1)=-13.6eV So the total energy becomes more negative. Hence, total energy decreases. For an electron in a hydrogen atom, K=-E and U=2E where K is kinetic energy and U is potential energy. Since total energy E decreases and becomes more negative: Kinetic energy K=-E increases. Potential energy U=2E also becomes more negative, so it decreases. Total energy decreases. So the correct option is: Option A Its kinetic energy increases but potential energy and total energy decrease.</w:t>
+            </w:r>
+          </w:p>
+        </w:tc>
+      </w:tr>
+    </w:tbl>
+    <w:p>
+      <w:pPr>
+        <w:spacing w:after="120"/>
+      </w:pPr>
+    </w:p>
+    <w:p>
+      <w:pPr>
+        <w:spacing w:before="160" w:after="40"/>
+      </w:pPr>
+      <w:r>
+        <w:rPr>
+          <w:b/>
+          <w:color w:val="1A365D"/>
+          <w:sz w:val="22"/>
+        </w:rPr>
+        <w:t>Benchmark Problem 2: KCET 2026 (Q#3)</w:t>
+      </w:r>
+    </w:p>
+    <w:p>
+      <w:pPr>
+        <w:spacing w:after="80"/>
+      </w:pPr>
+      <w:r>
+        <w:rPr>
+          <w:sz w:val="20"/>
+        </w:rPr>
+        <w:t>The radius of first orbit in hydrogen atom is 5.3 × 10^-11 m. The kinetic energy E_(K) , potential energy E_(P) and total energy E_(T) of electron in first orbit are</w:t>
+      </w:r>
+    </w:p>
+    <w:p>
+      <w:pPr>
+        <w:pStyle w:val="ListBullet"/>
+        <w:spacing w:after="20"/>
+      </w:pPr>
+      <w:r>
+        <w:rPr>
+          <w:sz w:val="19"/>
+        </w:rPr>
+        <w:t>(A) E_(K)=-13.6eV,E_(P)=27.2eV,E_(T)=13.6eV</w:t>
+      </w:r>
+    </w:p>
+    <w:p>
+      <w:pPr>
+        <w:pStyle w:val="ListBullet"/>
+        <w:spacing w:after="20"/>
+      </w:pPr>
+      <w:r>
+        <w:rPr>
+          <w:b/>
+          <w:color w:val="276749"/>
+          <w:sz w:val="19"/>
+        </w:rPr>
+        <w:t>(B) E_(K)=13.6eV,E_(P)=-27.2eV,E_(T)=-13.6eV</w:t>
+      </w:r>
+    </w:p>
+    <w:p>
+      <w:pPr>
+        <w:pStyle w:val="ListBullet"/>
+        <w:spacing w:after="20"/>
+      </w:pPr>
+      <w:r>
+        <w:rPr>
+          <w:sz w:val="19"/>
+        </w:rPr>
+        <w:t>(C) E_(K)=-27.2eV,E_(P)=-13.6eV,E_(T)=13.6eV</w:t>
+      </w:r>
+    </w:p>
+    <w:p>
+      <w:pPr>
+        <w:pStyle w:val="ListBullet"/>
+        <w:spacing w:after="20"/>
+      </w:pPr>
+      <w:r>
+        <w:rPr>
+          <w:sz w:val="19"/>
+        </w:rPr>
+        <w:t>(D) E_(K)=13.6eV,E_(P)=-6.8eV,E_(T)=-13.6eV</w:t>
+      </w:r>
+    </w:p>
+    <w:tbl>
+      <w:tblPr>
+        <w:tblW w:type="auto" w:w="0"/>
+        <w:jc w:val="center"/>
+        <w:tblLook w:firstColumn="1" w:firstRow="1" w:lastColumn="0" w:lastRow="0" w:noHBand="0" w:noVBand="1" w:val="04A0"/>
+      </w:tblPr>
+      <w:tblGrid>
+        <w:gridCol w:w="10080"/>
+      </w:tblGrid>
+      <w:tr>
+        <w:tc>
+          <w:tcPr>
+            <w:tcW w:type="dxa" w:w="10080"/>
+            <w:shd w:fill="F7FAFC"/>
+            <w:tcMar>
+              <w:top w:w="100" w:type="dxa"/>
+              <w:bottom w:w="100" w:type="dxa"/>
+              <w:left w:w="150" w:type="dxa"/>
+              <w:right w:w="150" w:type="dxa"/>
+            </w:tcMar>
+          </w:tcPr>
+          <w:p>
+            <w:r>
+              <w:rPr>
+                <w:b/>
+                <w:color w:val="1A365D"/>
+                <w:sz w:val="19"/>
+              </w:rPr>
+              <w:t>Correct Answer: B</w:t>
+              <w:br/>
+            </w:r>
+            <w:r>
+              <w:rPr>
+                <w:color w:val="2D3748"/>
+                <w:sz w:val="18"/>
+              </w:rPr>
+              <w:t>Solution Analysis:</w:t>
+              <w:br/>
+              <w:t>For an electron in the first Bohr orbit of hydrogen atom, the electrostatic force provides the centripetal force. So, \fracmv^2r=\frac14πε_(0)\frace^2r^2 Multiplying both sides by (r / 2) , (1 / 2)mv^2=\frac18πε_(0)\frace^2r So the kinetic energy is E_(K)=\frac18πε_(0)\frace^2r The electrostatic potential energy of the electron-proton system is E_(P)=-\frac14πε_(0)\frace^2r Comparing both, E_(P)=-2E_(K) Total energy is E_(T)=E_(K)+E_(P) E_(T)=E_(K)-2E_(K)=-E_(K) For the first orbit of hydrogen atom, E_(K)=13.6eV So, E_(P)=-2(13.6)=-27.2eV and E_(T)=-13.6eV Hence the correct option is Option B E_(K)=13.6eV,E_(P)=-27.2eV,E_(T)=-13.6eV</w:t>
             </w:r>
           </w:p>
         </w:tc>

--- a/dist/exports/kcet-atoms-and-nuclei_revision_notes.docx
+++ b/dist/exports/kcet-atoms-and-nuclei_revision_notes.docx
@@ -13,7 +13,7 @@
           <w:color w:val="1A365D"/>
           <w:sz w:val="44"/>
         </w:rPr>
-        <w:t>JEE MAIN REVISION MASTER: ATOMS AND NUCLEI 2026 3 QUESTIONS 5% WEIGHTAGE</w:t>
+        <w:t>JEE MAIN REVISION MASTER: ATOMS AND NUCLEI</w:t>
       </w:r>
     </w:p>
     <w:p>
@@ -209,7 +209,7 @@
               <w:rPr>
                 <w:sz w:val="19"/>
               </w:rPr>
-              <w:t>29 PYQs</w:t>
+              <w:t>25 PYQs</w:t>
             </w:r>
           </w:p>
         </w:tc>
@@ -296,7 +296,7 @@
               <w:rPr>
                 <w:sz w:val="19"/>
               </w:rPr>
-              <w:t>18 PYQs</w:t>
+              <w:t>22 PYQs</w:t>
             </w:r>
           </w:p>
         </w:tc>
@@ -517,7 +517,7 @@
           <w:color w:val="2B6CB0"/>
           <w:sz w:val="24"/>
         </w:rPr>
-        <w:t>3.1 Nuclear Physics, Binding Energy &amp; Radioactivity (Very High Yield — 29 PYQs)</w:t>
+        <w:t>3.1 Nuclear Physics, Binding Energy &amp; Radioactivity (Very High Yield — 25 PYQs)</w:t>
       </w:r>
     </w:p>
     <w:p>
@@ -640,13 +640,13 @@
           <w:b/>
           <w:sz w:val="18"/>
         </w:rPr>
-        <w:t xml:space="preserve">[2026 Shift] Q#3 (MCQ): </w:t>
+        <w:t xml:space="preserve">[2025 Shift] Q#1 (MCQ): </w:t>
       </w:r>
       <w:r>
         <w:rPr>
           <w:sz w:val="18"/>
         </w:rPr>
-        <w:t xml:space="preserve">"The radius of first orbit in hydrogen atom is 5.3 × 10^-11 m. The kinetic energy E_(K) , potential energy E_(P) and total energ..."  </w:t>
+        <w:t xml:space="preserve">"Match the following types of nuclei with examples shown $\begin{aligned} \text{Column-I} &amp; \text{Column-II} \\ \text{A. Isotopes} &amp;..."  </w:t>
       </w:r>
       <w:r>
         <w:rPr>
@@ -654,7 +654,7 @@
           <w:color w:val="2B6CB0"/>
           <w:sz w:val="18"/>
         </w:rPr>
-        <w:t>[Ans: B]</w:t>
+        <w:t>[Ans: N/A]</w:t>
       </w:r>
     </w:p>
     <w:p>
@@ -667,13 +667,13 @@
           <w:b/>
           <w:sz w:val="18"/>
         </w:rPr>
-        <w:t xml:space="preserve">[2025 Shift] Q#1 (MCQ): </w:t>
+        <w:t xml:space="preserve">[2025 Shift] Q#2 (MCQ): </w:t>
       </w:r>
       <w:r>
         <w:rPr>
           <w:sz w:val="18"/>
         </w:rPr>
-        <w:t xml:space="preserve">"Match the following types of nuclei with examples shown $\begin{aligned} \text{Column-I} &amp; \text{Column-II} \\ \text{A. Isotopes} &amp;..."  </w:t>
+        <w:t xml:space="preserve">"Which of the following statements is incorrect with reference of 'Nuclear force'?..."  </w:t>
       </w:r>
       <w:r>
         <w:rPr>
@@ -725,7 +725,7 @@
           <w:color w:val="2B6CB0"/>
           <w:sz w:val="24"/>
         </w:rPr>
-        <w:t>3.2 Bohr's Hydrogen Model &amp; Spectral Series (Very High Yield — 18 PYQs)</w:t>
+        <w:t>3.2 Bohr's Hydrogen Model &amp; Spectral Series (Very High Yield — 22 PYQs)</w:t>
       </w:r>
     </w:p>
     <w:p>
@@ -902,13 +902,13 @@
           <w:b/>
           <w:sz w:val="18"/>
         </w:rPr>
-        <w:t xml:space="preserve">[2025 Shift] Q#2 (MCQ): </w:t>
+        <w:t xml:space="preserve">[2026 Shift] Q#3 (MCQ): </w:t>
       </w:r>
       <w:r>
         <w:rPr>
           <w:sz w:val="18"/>
         </w:rPr>
-        <w:t xml:space="preserve">"Which of the following statements is incorrect with reference of 'Nuclear force'?..."  </w:t>
+        <w:t xml:space="preserve">"The radius of first orbit in hydrogen atom is 5.3 × 10^-11 m. The kinetic energy E_(K) , potential energy E_(P) and total energ..."  </w:t>
       </w:r>
       <w:r>
         <w:rPr>
@@ -916,7 +916,7 @@
           <w:color w:val="2B6CB0"/>
           <w:sz w:val="18"/>
         </w:rPr>
-        <w:t>[Ans: N/A]</w:t>
+        <w:t>[Ans: B]</w:t>
       </w:r>
     </w:p>
     <w:p>
@@ -1067,7 +1067,7 @@
           <w:color w:val="1A365D"/>
           <w:sz w:val="22"/>
         </w:rPr>
-        <w:t>Benchmark Problem 2: KCET 2026 (Q#3)</w:t>
+        <w:t>Benchmark Problem 2: KCET 2025 (Q#1)</w:t>
       </w:r>
     </w:p>
     <w:p>
@@ -1078,7 +1078,7 @@
         <w:rPr>
           <w:sz w:val="20"/>
         </w:rPr>
-        <w:t>The radius of first orbit in hydrogen atom is 5.3 × 10^-11 m. The kinetic energy E_(K) , potential energy E_(P) and total energy E_(T) of electron in first orbit are</w:t>
+        <w:t>Match the following types of nuclei with examples shown Column-I Column-II A. Isotopes i.Li^7,Be^7 B. Isobars ii._(8)O^18,_(9)F^19 C. Isotopes iii._(1)H^1,_(1)H^2</w:t>
       </w:r>
     </w:p>
     <w:p>
@@ -1090,21 +1090,7 @@
         <w:rPr>
           <w:sz w:val="19"/>
         </w:rPr>
-        <w:t>(A) E_(K)=-13.6eV,E_(P)=27.2eV,E_(T)=13.6eV</w:t>
-      </w:r>
-    </w:p>
-    <w:p>
-      <w:pPr>
-        <w:pStyle w:val="ListBullet"/>
-        <w:spacing w:after="20"/>
-      </w:pPr>
-      <w:r>
-        <w:rPr>
-          <w:b/>
-          <w:color w:val="276749"/>
-          <w:sz w:val="19"/>
-        </w:rPr>
-        <w:t>(B) E_(K)=13.6eV,E_(P)=-27.2eV,E_(T)=-13.6eV</w:t>
+        <w:t>(A) -ii, B-iii, C-i</w:t>
       </w:r>
     </w:p>
     <w:p>
@@ -1116,7 +1102,7 @@
         <w:rPr>
           <w:sz w:val="19"/>
         </w:rPr>
-        <w:t>(C) E_(K)=-27.2eV,E_(P)=-13.6eV,E_(T)=13.6eV</w:t>
+        <w:t>(B) -i, B-iii, C-ii</w:t>
       </w:r>
     </w:p>
     <w:p>
@@ -1128,7 +1114,19 @@
         <w:rPr>
           <w:sz w:val="19"/>
         </w:rPr>
-        <w:t>(D) E_(K)=13.6eV,E_(P)=-6.8eV,E_(T)=-13.6eV</w:t>
+        <w:t>(C) -iii, B-ii, C-i</w:t>
+      </w:r>
+    </w:p>
+    <w:p>
+      <w:pPr>
+        <w:pStyle w:val="ListBullet"/>
+        <w:spacing w:after="20"/>
+      </w:pPr>
+      <w:r>
+        <w:rPr>
+          <w:sz w:val="19"/>
+        </w:rPr>
+        <w:t>(D) -iii, B-i, C-ii</w:t>
       </w:r>
     </w:p>
     <w:tbl>
@@ -1159,7 +1157,7 @@
                 <w:color w:val="1A365D"/>
                 <w:sz w:val="19"/>
               </w:rPr>
-              <w:t>Correct Answer: B</w:t>
+              <w:t>Correct Answer: None</w:t>
               <w:br/>
             </w:r>
             <w:r>
@@ -1169,7 +1167,7 @@
               </w:rPr>
               <w:t>Solution Analysis:</w:t>
               <w:br/>
-              <w:t>For an electron in the first Bohr orbit of hydrogen atom, the electrostatic force provides the centripetal force. So, \fracmv^2r=\frac14πε_(0)\frace^2r^2 Multiplying both sides by (r / 2) , (1 / 2)mv^2=\frac18πε_(0)\frace^2r So the kinetic energy is E_(K)=\frac18πε_(0)\frace^2r The electrostatic potential energy of the electron-proton system is E_(P)=-\frac14πε_(0)\frace^2r Comparing both, E_(P)=-2E_(K) Total energy is E_(T)=E_(K)+E_(P) E_(T)=E_(K)-2E_(K)=-E_(K) For the first orbit of hydrogen atom, E_(K)=13.6eV So, E_(P)=-2(13.6)=-27.2eV and E_(T)=-13.6eV Hence the correct option is Option B E_(K)=13.6eV,E_(P)=-27.2eV,E_(T)=-13.6eV</w:t>
+              <w:t>Here’s how the examples match up: Isotopes (same Z, different A) – _(1)H^1,_(1)H^2 → group iii Isobars (same A, different Z) – _(3)Li^7,_(4)Be^7 → group i Isotones (same N, different Z) – _(8)O^18,_(9)F^19 → group ii So the correct matching is A–iii, B–i, C–ii → Option D.</w:t>
             </w:r>
           </w:p>
         </w:tc>

--- a/dist/exports/kcet-atoms-and-nuclei_revision_notes.docx
+++ b/dist/exports/kcet-atoms-and-nuclei_revision_notes.docx
@@ -189,7 +189,7 @@
                 <w:color w:val="2D3748"/>
                 <w:sz w:val="19"/>
               </w:rPr>
-              <w:t>Nuclear Physics, Binding Energy &amp; Radioactivity</w:t>
+              <w:t>Nuclear Binding Energy &amp; Law of Radioactive Decay</w:t>
             </w:r>
           </w:p>
         </w:tc>
@@ -209,7 +209,7 @@
               <w:rPr>
                 <w:sz w:val="19"/>
               </w:rPr>
-              <w:t>25 PYQs</w:t>
+              <w:t>26 PYQs</w:t>
             </w:r>
           </w:p>
         </w:tc>
@@ -276,7 +276,7 @@
                 <w:color w:val="2D3748"/>
                 <w:sz w:val="19"/>
               </w:rPr>
-              <w:t>Bohr's Hydrogen Model &amp; Spectral Series</w:t>
+              <w:t>Bohr Atom Model &amp; Hydrogen Spectral Series</w:t>
             </w:r>
           </w:p>
         </w:tc>
@@ -296,7 +296,7 @@
               <w:rPr>
                 <w:sz w:val="19"/>
               </w:rPr>
-              <w:t>22 PYQs</w:t>
+              <w:t>21 PYQs</w:t>
             </w:r>
           </w:p>
         </w:tc>
@@ -317,7 +317,7 @@
                 <w:color w:val="718096"/>
                 <w:sz w:val="19"/>
               </w:rPr>
-              <w:t>Atomic Models</w:t>
+              <w:t>Atomic Physics</w:t>
             </w:r>
           </w:p>
         </w:tc>
@@ -417,7 +417,7 @@
                 <w:color w:val="1A365D"/>
                 <w:sz w:val="19"/>
               </w:rPr>
-              <w:t>Nuclear Physics, Binding Energy &amp; Radioactivity</w:t>
+              <w:t>Nuclear Binding Energy &amp; Law of Radioactive Decay</w:t>
             </w:r>
           </w:p>
         </w:tc>
@@ -439,7 +439,7 @@
                 <w:color w:val="2D3748"/>
                 <w:sz w:val="19"/>
               </w:rPr>
-              <w:t>R = R_0 A^{1/3}, \quad \Delta E_b = [Z m_p + (A - Z)m_n - M_{\text{nuc}}]c^2, \quad N(t) = N_0 e^{-\lambda t}, \quad T_{1/2} = \frac{0.693}{\lambda} \approx 0.693\tau</w:t>
+              <w:t>N(t) = N_0\left(\frac{1}{2}\right)^{t / T_{1/2}}, \quad T_{1/2} = \frac{\ln 2}{\lambda} \approx \frac{0.693}{\lambda}, \quad R = R_0 A^{1/3}</w:t>
             </w:r>
           </w:p>
         </w:tc>
@@ -463,7 +463,7 @@
                 <w:color w:val="1A365D"/>
                 <w:sz w:val="19"/>
               </w:rPr>
-              <w:t>Bohr's Hydrogen Model &amp; Spectral Series</w:t>
+              <w:t>Bohr Atom Model &amp; Hydrogen Spectral Series</w:t>
             </w:r>
           </w:p>
         </w:tc>
@@ -485,7 +485,7 @@
                 <w:color w:val="2D3748"/>
                 <w:sz w:val="19"/>
               </w:rPr>
-              <w:t>r_n = 0.529\frac{n^2}{Z}\text{ \AA}, \quad v_n = 2.18 \times 10^6 \frac{Z}{n}\text{ m/s}, \quad E_n = -13.6\frac{Z^2}{n^2}\text{ eV}, \quad \frac{1}{\lambda} = R Z^2\left(\frac{1}{n_1^2} - \frac{1}{n_2^2}\right)</w:t>
+              <w:t>r_n \propto n^2, \quad E_n = -\frac{13.6}{n^2}\text{ eV}, \quad \frac{1}{\lambda} = R\left(\frac{1}{n_1^2} - \frac{1}{n_2^2}\right), \quad \lambda_{\text{limit}} = \frac{n_1^2}{R}</w:t>
             </w:r>
           </w:p>
         </w:tc>
@@ -517,7 +517,7 @@
           <w:color w:val="2B6CB0"/>
           <w:sz w:val="24"/>
         </w:rPr>
-        <w:t>3.1 Nuclear Physics, Binding Energy &amp; Radioactivity (Very High Yield — 25 PYQs)</w:t>
+        <w:t>3.1 Nuclear Binding Energy &amp; Law of Radioactive Decay (Very High Yield — 26 PYQs)</w:t>
       </w:r>
     </w:p>
     <w:p>
@@ -532,7 +532,7 @@
         <w:rPr>
           <w:sz w:val="20"/>
         </w:rPr>
-        <w:t>Nuclear radius scaling R \propto A^1/3, constant nuclear density, mass defect conversion (1 amu ≈ 931.5 MeV), and radioactive decay law.</w:t>
+        <w:t>Nuclear radius R = R_0 A^1/3 \implies nuclear density is constant and independent of mass number A. Mass defect Δ m, Binding energy BE = Δ m × 931.5 MeV. Maximum BE/A ≈ 8.8 MeV around Iron (^56Fe). Radioactive decay law: N = N_0 e^-λ t = N_0 (1/2)^t/T_(1/2). Half-life T_(1/2) = (0.693 / λ), Mean life τ = 1/λ = 1.44 T_(1/2).</w:t>
       </w:r>
     </w:p>
     <w:tbl>
@@ -570,7 +570,7 @@
                 <w:color w:val="2D3748"/>
                 <w:sz w:val="19"/>
               </w:rPr>
-              <w:t>Nuclear density is CONSTANT (≈ 2.3 × 10^17 kg/m^3) and completely independent of the mass number A!</w:t>
+              <w:t>Nuclear density is of the order of 10^17 kg/m^3 and is IDENTICAL for all nuclei, from hydrogen to uranium!</w:t>
             </w:r>
           </w:p>
         </w:tc>
@@ -611,7 +611,7 @@
                 <w:color w:val="2D3748"/>
                 <w:sz w:val="19"/>
               </w:rPr>
-              <w:t>Amount remaining after n half-lives: N = (N_0 / 2^n), where n = t / T_(1/2).</w:t>
+              <w:t>Fraction remaining after n half-lives is (1/2)^n. After 3 half-lives, 1/8 remains (87.5\% has decayed).</w:t>
             </w:r>
           </w:p>
         </w:tc>
@@ -628,33 +628,6 @@
           <w:sz w:val="19"/>
         </w:rPr>
         <w:t>Source PYQs testing this concept:</w:t>
-      </w:r>
-    </w:p>
-    <w:p>
-      <w:pPr>
-        <w:pStyle w:val="ListBullet"/>
-        <w:spacing w:after="40"/>
-      </w:pPr>
-      <w:r>
-        <w:rPr>
-          <w:b/>
-          <w:sz w:val="18"/>
-        </w:rPr>
-        <w:t xml:space="preserve">[2025 Shift] Q#1 (MCQ): </w:t>
-      </w:r>
-      <w:r>
-        <w:rPr>
-          <w:sz w:val="18"/>
-        </w:rPr>
-        <w:t xml:space="preserve">"Match the following types of nuclei with examples shown $\begin{aligned} \text{Column-I} &amp; \text{Column-II} \\ \text{A. Isotopes} &amp;..."  </w:t>
-      </w:r>
-      <w:r>
-        <w:rPr>
-          <w:b/>
-          <w:color w:val="2B6CB0"/>
-          <w:sz w:val="18"/>
-        </w:rPr>
-        <w:t>[Ans: N/A]</w:t>
       </w:r>
     </w:p>
     <w:p>
@@ -713,6 +686,33 @@
     </w:p>
     <w:p>
       <w:pPr>
+        <w:pStyle w:val="ListBullet"/>
+        <w:spacing w:after="40"/>
+      </w:pPr>
+      <w:r>
+        <w:rPr>
+          <w:b/>
+          <w:sz w:val="18"/>
+        </w:rPr>
+        <w:t xml:space="preserve">[2024 Shift] Q#2 (MCQ): </w:t>
+      </w:r>
+      <w:r>
+        <w:rPr>
+          <w:sz w:val="18"/>
+        </w:rPr>
+        <w:t xml:space="preserve">"Consider the nuclear fission reaction _(0)^1n+_(92)^235U → _(56)^144Ba+_(36)^89Kr+3_(0)^1n . Assuming all the kine..."  </w:t>
+      </w:r>
+      <w:r>
+        <w:rPr>
+          <w:b/>
+          <w:color w:val="2B6CB0"/>
+          <w:sz w:val="18"/>
+        </w:rPr>
+        <w:t>[Ans: N/A]</w:t>
+      </w:r>
+    </w:p>
+    <w:p>
+      <w:pPr>
         <w:spacing w:after="120"/>
       </w:pPr>
     </w:p>
@@ -725,7 +725,7 @@
           <w:color w:val="2B6CB0"/>
           <w:sz w:val="24"/>
         </w:rPr>
-        <w:t>3.2 Bohr's Hydrogen Model &amp; Spectral Series (Very High Yield — 22 PYQs)</w:t>
+        <w:t>3.2 Bohr Atom Model &amp; Hydrogen Spectral Series (Very High Yield — 21 PYQs)</w:t>
       </w:r>
     </w:p>
     <w:p>
@@ -740,7 +740,7 @@
         <w:rPr>
           <w:sz w:val="20"/>
         </w:rPr>
-        <w:t>Quantization of angular momentum L = n\hbar, orbital radii, energy levels of hydrogenic species (Z), and emission lines.</w:t>
+        <w:t>Bohr's postulates: mvr = (nh / 2π). Orbital radius r_n \propto n^2/Z. Energy levels E_n = -(13.6 Z^2 / n^2) eV. Spectral series: Lyman (n_1=1, UV region), Balmer (n_1=2, Visible region), Paschen (n_1=3, Infrared). Longest wavelength corresponds to transition from n_2 = n_1+1; shortest wavelength corresponds to n_2 = ∞ (series limit).</w:t>
       </w:r>
     </w:p>
     <w:tbl>
@@ -778,7 +778,7 @@
                 <w:color w:val="2D3748"/>
                 <w:sz w:val="19"/>
               </w:rPr>
-              <w:t>Balmer series lines fall in the VISIBLE spectrum (n_1 = 2). Lyman series lines fall in the ULTRAVIOLET (n_1 = 1).</w:t>
+              <w:t>Only the Balmer series falls in the VISIBLE spectrum; Lyman is strictly ultraviolet, and Paschen/Brackett/Pfund are infrared.</w:t>
             </w:r>
           </w:p>
         </w:tc>
@@ -819,7 +819,7 @@
                 <w:color w:val="2D3748"/>
                 <w:sz w:val="19"/>
               </w:rPr>
-              <w:t>Total number of spectral lines emitted when electron de-excites from state n to ground state is N = (n(n-1) / 2).</w:t>
+              <w:t>Ratio of maximum to minimum wavelength in Lyman series: \fracλ_(\max)λ_(\min) = (1/(1 - 1/4) / 1/(1 - 0)) = (4 / 3).</w:t>
             </w:r>
           </w:p>
         </w:tc>
@@ -1067,7 +1067,7 @@
           <w:color w:val="1A365D"/>
           <w:sz w:val="22"/>
         </w:rPr>
-        <w:t>Benchmark Problem 2: KCET 2025 (Q#1)</w:t>
+        <w:t>Benchmark Problem 2: KCET 2025 (Q#2)</w:t>
       </w:r>
     </w:p>
     <w:p>
@@ -1078,7 +1078,7 @@
         <w:rPr>
           <w:sz w:val="20"/>
         </w:rPr>
-        <w:t>Match the following types of nuclei with examples shown Column-I Column-II A. Isotopes i.Li^7,Be^7 B. Isobars ii._(8)O^18,_(9)F^19 C. Isotopes iii._(1)H^1,_(1)H^2</w:t>
+        <w:t>Which of the following statements is incorrect with reference of 'Nuclear force'?</w:t>
       </w:r>
     </w:p>
     <w:p>
@@ -1090,7 +1090,7 @@
         <w:rPr>
           <w:sz w:val="19"/>
         </w:rPr>
-        <w:t>(A) -ii, B-iii, C-i</w:t>
+        <w:t>(A) Nuclear force becomes attractive for nucleon distances larger than 0.8 fm</w:t>
       </w:r>
     </w:p>
     <w:p>
@@ -1102,7 +1102,7 @@
         <w:rPr>
           <w:sz w:val="19"/>
         </w:rPr>
-        <w:t>(B) -i, B-iii, C-ii</w:t>
+        <w:t>(B) Nuclear force becomes repulsive for nucleon distances less then 0.8 fm</w:t>
       </w:r>
     </w:p>
     <w:p>
@@ -1114,7 +1114,7 @@
         <w:rPr>
           <w:sz w:val="19"/>
         </w:rPr>
-        <w:t>(C) -iii, B-ii, C-i</w:t>
+        <w:t>(C) Nuclear force is always attractive</w:t>
       </w:r>
     </w:p>
     <w:p>
@@ -1126,7 +1126,7 @@
         <w:rPr>
           <w:sz w:val="19"/>
         </w:rPr>
-        <w:t>(D) -iii, B-i, C-ii</w:t>
+        <w:t>(D) Potential energy is minimum, if the separation between the nucleons is 0.8 fm</w:t>
       </w:r>
     </w:p>
     <w:tbl>
@@ -1167,7 +1167,7 @@
               </w:rPr>
               <w:t>Solution Analysis:</w:t>
               <w:br/>
-              <w:t>Here’s how the examples match up: Isotopes (same Z, different A) – _(1)H^1,_(1)H^2 → group iii Isobars (same A, different Z) – _(3)Li^7,_(4)Be^7 → group i Isotones (same N, different Z) – _(8)O^18,_(9)F^19 → group ii So the correct matching is A–iii, B–i, C–ii → Option D.</w:t>
+              <w:t>The incorrect statement is Option C. • At very short separations (r &lt; 0.8 fm) the nuclear force is strongly repulsive (a “hard core”). • For distances r ≃ 0.8–3 fm it becomes attractive. • The potential energy reaches its minimum (stable equilibrium) at roughly r = 0.8 fm. Since the force is not always attractive (it’s repulsive at r &lt; 0.8 fm), saying “nuclear force is always attractive” is wrong.</w:t>
             </w:r>
           </w:p>
         </w:tc>
